--- a/teacher-tools/activity-guides/3-5-activity-teacher.docx
+++ b/teacher-tools/activity-guides/3-5-activity-teacher.docx
@@ -293,6 +293,29 @@
         </w:rPr>
         <w:t xml:space="preserve">Recipe B</w:t>
       </w:r>
+    </w:p>
+    <w:p>
+      <w:pPr>
+        <w:spacing w:after="40"/>
+      </w:pPr>
+      <w:r>
+        <w:rPr>
+          <w:rFonts w:ascii="Calibri" w:cs="Calibri" w:eastAsia="Calibri" w:hAnsi="Calibri"/>
+          <w:b/>
+          <w:bCs/>
+          <w:sz w:val="22"/>
+          <w:szCs w:val="22"/>
+        </w:rPr>
+        <w:t xml:space="preserve">B. </w:t>
+      </w:r>
+      <w:r>
+        <w:rPr>
+          <w:rFonts w:ascii="Calibri" w:cs="Calibri" w:eastAsia="Calibri" w:hAnsi="Calibri"/>
+          <w:sz w:val="22"/>
+          <w:szCs w:val="22"/>
+        </w:rPr>
+        <w:t xml:space="preserve">Recipe A</w:t>
+      </w:r>
       <w:r>
         <w:rPr>
           <w:rFonts w:ascii="Calibri" w:cs="Calibri" w:eastAsia="Calibri" w:hAnsi="Calibri"/>
@@ -303,29 +326,6 @@
           <w:szCs w:val="22"/>
         </w:rPr>
         <w:t xml:space="preserve">   ✓ correct</w:t>
-      </w:r>
-    </w:p>
-    <w:p>
-      <w:pPr>
-        <w:spacing w:after="40"/>
-      </w:pPr>
-      <w:r>
-        <w:rPr>
-          <w:rFonts w:ascii="Calibri" w:cs="Calibri" w:eastAsia="Calibri" w:hAnsi="Calibri"/>
-          <w:b/>
-          <w:bCs/>
-          <w:sz w:val="22"/>
-          <w:szCs w:val="22"/>
-        </w:rPr>
-        <w:t xml:space="preserve">B. </w:t>
-      </w:r>
-      <w:r>
-        <w:rPr>
-          <w:rFonts w:ascii="Calibri" w:cs="Calibri" w:eastAsia="Calibri" w:hAnsi="Calibri"/>
-          <w:sz w:val="22"/>
-          <w:szCs w:val="22"/>
-        </w:rPr>
-        <w:t xml:space="preserve">Recipe A</w:t>
       </w:r>
     </w:p>
     <w:p>

--- a/teacher-tools/activity-guides/3-5-activity-teacher.docx
+++ b/teacher-tools/activity-guides/3-5-activity-teacher.docx
@@ -46,7 +46,7 @@
           <w:sz w:val="20"/>
           <w:szCs w:val="20"/>
         </w:rPr>
-        <w:t xml:space="preserve">Lesson 3-5 — Compare Ratios  ·  6.RP.3</w:t>
+        <w:t xml:space="preserve">Lesson 3-5 — Compare Ratios  ·  6.AT.3</w:t>
       </w:r>
     </w:p>
     <w:p>
@@ -293,6 +293,29 @@
         </w:rPr>
         <w:t xml:space="preserve">Recipe B</w:t>
       </w:r>
+    </w:p>
+    <w:p>
+      <w:pPr>
+        <w:spacing w:after="40"/>
+      </w:pPr>
+      <w:r>
+        <w:rPr>
+          <w:rFonts w:ascii="Calibri" w:cs="Calibri" w:eastAsia="Calibri" w:hAnsi="Calibri"/>
+          <w:b/>
+          <w:bCs/>
+          <w:sz w:val="22"/>
+          <w:szCs w:val="22"/>
+        </w:rPr>
+        <w:t xml:space="preserve">B. </w:t>
+      </w:r>
+      <w:r>
+        <w:rPr>
+          <w:rFonts w:ascii="Calibri" w:cs="Calibri" w:eastAsia="Calibri" w:hAnsi="Calibri"/>
+          <w:sz w:val="22"/>
+          <w:szCs w:val="22"/>
+        </w:rPr>
+        <w:t xml:space="preserve">Recipe A</w:t>
+      </w:r>
       <w:r>
         <w:rPr>
           <w:rFonts w:ascii="Calibri" w:cs="Calibri" w:eastAsia="Calibri" w:hAnsi="Calibri"/>
@@ -303,29 +326,6 @@
           <w:szCs w:val="22"/>
         </w:rPr>
         <w:t xml:space="preserve">   ✓ correct</w:t>
-      </w:r>
-    </w:p>
-    <w:p>
-      <w:pPr>
-        <w:spacing w:after="40"/>
-      </w:pPr>
-      <w:r>
-        <w:rPr>
-          <w:rFonts w:ascii="Calibri" w:cs="Calibri" w:eastAsia="Calibri" w:hAnsi="Calibri"/>
-          <w:b/>
-          <w:bCs/>
-          <w:sz w:val="22"/>
-          <w:szCs w:val="22"/>
-        </w:rPr>
-        <w:t xml:space="preserve">B. </w:t>
-      </w:r>
-      <w:r>
-        <w:rPr>
-          <w:rFonts w:ascii="Calibri" w:cs="Calibri" w:eastAsia="Calibri" w:hAnsi="Calibri"/>
-          <w:sz w:val="22"/>
-          <w:szCs w:val="22"/>
-        </w:rPr>
-        <w:t xml:space="preserve">Recipe A</w:t>
       </w:r>
     </w:p>
     <w:p>
@@ -791,7 +791,7 @@
           <w:sz w:val="22"/>
           <w:szCs w:val="22"/>
         </w:rPr>
-        <w:t xml:space="preserve">Chef Omar compares two glazes: 3 oz syrup for 8 oz water and 5 oz syrup for 12 oz water. Which is sweeter per ounce of water?</w:t>
+        <w:t xml:space="preserve">Chef Omar compares two glazes: 3 oz syrup for 8 oz water and 5 oz syrup for 16 oz water. Which is sweeter per ounce of water?</w:t>
       </w:r>
     </w:p>
     <w:p>
@@ -887,7 +887,7 @@
           <w:sz w:val="22"/>
           <w:szCs w:val="22"/>
         </w:rPr>
-        <w:t xml:space="preserve">Correct: You cannot just compare the syrup amounts because the water amounts are different (8 oz vs 12 oz). Find the unit rate: Glaze 1 = 3 / 8 = 0.375 oz syrup per oz water; Glaze 2 = 5 / 12 = 0.416... oz syrup per oz water. Since 0.417 &gt; 0.375, Glaze 2 is sweeter per ounce — but this must be proven with unit rates, not by comparing 5 &gt; 3 alone.</w:t>
+        <w:t xml:space="preserve">Correct: You cannot just compare the syrup amounts because the water amounts are different (8 oz vs 16 oz). Find the unit rate: Glaze 1 = 3 ÷ 8 = 0.375 oz syrup per oz water; Glaze 2 = 5 ÷ 16 = 0.3125 oz syrup per oz water. Since 0.375 &gt; 0.3125, Glaze 1 is actually sweeter per ounce — the 'bigger syrup number wins' shortcut gives the WRONG glaze.</w:t>
       </w:r>
     </w:p>
     <w:p>
